--- a/projects/informe_coyuntura/docs/cinturon_macro.docx
+++ b/projects/informe_coyuntura/docs/cinturon_macro.docx
@@ -2,7 +2,7 @@
 <file path=word/document.xml><?xml version="1.0" encoding="utf-8"?>
 <w:document xmlns:w="http://schemas.openxmlformats.org/wordprocessingml/2006/main" xmlns:m="http://schemas.openxmlformats.org/officeDocument/2006/math" xmlns:r="http://schemas.openxmlformats.org/officeDocument/2006/relationships" xmlns:o="urn:schemas-microsoft-com:office:office" xmlns:v="urn:schemas-microsoft-com:vml" xmlns:w10="urn:schemas-microsoft-com:office:word" xmlns:a="http://schemas.openxmlformats.org/drawingml/2006/main" xmlns:pic="http://schemas.openxmlformats.org/drawingml/2006/picture" xmlns:wp="http://schemas.openxmlformats.org/drawingml/2006/wordprocessingDrawing">
   <w:body>
-    <w:bookmarkStart w:id="36" w:name="cinturón-macro"/>
+    <w:bookmarkStart w:id="39" w:name="cinturón-macro"/>
     <w:p>
       <w:pPr>
         <w:pStyle w:val="Heading1"/>
@@ -66,6 +66,24 @@
               </w:rPr>
               <w:t xml:space="preserve">scripts/macro.py</w:t>
             </w:r>
+            <w:r>
+              <w:t xml:space="preserve"> </w:t>
+            </w:r>
+            <w:r>
+              <w:t xml:space="preserve">(+</w:t>
+            </w:r>
+            <w:r>
+              <w:t xml:space="preserve"> </w:t>
+            </w:r>
+            <w:r>
+              <w:rPr>
+                <w:rStyle w:val="VerbatimChar"/>
+              </w:rPr>
+              <w:t xml:space="preserve">scripts/itcm.py</w:t>
+            </w:r>
+            <w:r>
+              <w:t xml:space="preserve">)</w:t>
+            </w:r>
           </w:p>
         </w:tc>
       </w:tr>
@@ -115,7 +133,7 @@
               <w:jc w:val="left"/>
             </w:pPr>
             <w:r>
-              <w:t xml:space="preserve">30%</w:t>
+              <w:t xml:space="preserve">25% (provisional, 5 cinturones)</w:t>
             </w:r>
           </w:p>
         </w:tc>
@@ -145,7 +163,7 @@
         </w:tc>
       </w:tr>
     </w:tbl>
-    <w:bookmarkStart w:id="20" w:name="encuadre"/>
+    <w:bookmarkStart w:id="23" w:name="encuadre"/>
     <w:p>
       <w:pPr>
         <w:pStyle w:val="Heading2"/>
@@ -159,7 +177,49 @@
         <w:pStyle w:val="FirstParagraph"/>
       </w:pPr>
       <w:r>
-        <w:t xml:space="preserve">Marco conceptual: Diego Dequino,</w:t>
+        <w:t xml:space="preserve">Marco metodológico:</w:t>
+      </w:r>
+      <w:r>
+        <w:t xml:space="preserve"> </w:t>
+      </w:r>
+      <w:r>
+        <w:rPr>
+          <w:bCs/>
+          <w:b/>
+        </w:rPr>
+        <w:t xml:space="preserve">“</w:t>
+      </w:r>
+      <w:r>
+        <w:rPr>
+          <w:bCs/>
+          <w:b/>
+        </w:rPr>
+        <w:t xml:space="preserve">Fórmula Paramétrica para Evaluación del Estado de Tensión — Cinturón de la Macroeconomía</w:t>
+      </w:r>
+      <w:r>
+        <w:rPr>
+          <w:bCs/>
+          <w:b/>
+        </w:rPr>
+        <w:t xml:space="preserve">”</w:t>
+      </w:r>
+      <w:r>
+        <w:t xml:space="preserve"> </w:t>
+      </w:r>
+      <w:r>
+        <w:t xml:space="preserve">(Fundación CIGOB, mayo 2026;</w:t>
+      </w:r>
+      <w:r>
+        <w:t xml:space="preserve"> </w:t>
+      </w:r>
+      <w:r>
+        <w:rPr>
+          <w:rStyle w:val="VerbatimChar"/>
+        </w:rPr>
+        <w:t xml:space="preserve">260602 Parametrica Macro.docx</w:t>
+      </w:r>
+      <w:r>
+        <w:t xml:space="preserve">). Reemplazó en junio 2026 al promedio simple de 11 indicadores (encuadre anterior: Dequino,</w:t>
       </w:r>
       <w:r>
         <w:t xml:space="preserve"> </w:t>
@@ -172,10 +232,7 @@
         <w:t xml:space="preserve">Monitor de Sustentabilidad Macroeconómica</w:t>
       </w:r>
       <w:r>
-        <w:t xml:space="preserve"> </w:t>
-      </w:r>
-      <w:r>
-        <w:t xml:space="preserve">(mayo 2026). Organiza los indicadores en dos grupos: agregados macroeconómicos y palancas de política económica.</w:t>
+        <w:t xml:space="preserve">).</w:t>
       </w:r>
     </w:p>
     <w:p>
@@ -183,19 +240,1187 @@
         <w:pStyle w:val="BodyText"/>
       </w:pPr>
       <w:r>
-        <w:t xml:space="preserve">Cada indicador produce un score 0–10 donde mayor implica mayor tensión macro. El score del cinturón es el promedio de los indicadores disponibles, ignorando ausencias.</w:t>
-      </w:r>
-    </w:p>
+        <w:t xml:space="preserve">El cinturón se puntúa con el</w:t>
+      </w:r>
+      <w:r>
+        <w:t xml:space="preserve"> </w:t>
+      </w:r>
+      <w:r>
+        <w:rPr>
+          <w:bCs/>
+          <w:b/>
+        </w:rPr>
+        <w:t xml:space="preserve">ITCM</w:t>
+      </w:r>
+      <w:r>
+        <w:t xml:space="preserve"> </w:t>
+      </w:r>
+      <w:r>
+        <w:t xml:space="preserve">(Índice de Tensión del Cinturón Macroeconómico), escala 0–100 donde 0 = máxima tensión (cinturón apretado) y 100 = mínima (aflojado). La tensión 0–10 que consume el resto del informe se deriva como</w:t>
+      </w:r>
+      <w:r>
+        <w:t xml:space="preserve"> </w:t>
+      </w:r>
+      <w:r>
+        <w:rPr>
+          <w:rStyle w:val="VerbatimChar"/>
+        </w:rPr>
+        <w:t xml:space="preserve">(100 − ITCM) / 10</w:t>
+      </w:r>
+      <w:r>
+        <w:t xml:space="preserve">, así los umbrales globales no cambian: 0–3 estable, 4–6 en tensión, 7–10 tensionado.</w:t>
+      </w:r>
+    </w:p>
+    <w:bookmarkStart w:id="20" w:name="estructura-del-itcm"/>
+    <w:p>
+      <w:pPr>
+        <w:pStyle w:val="Heading3"/>
+      </w:pPr>
+      <w:r>
+        <w:t xml:space="preserve">Estructura del ITCM</w:t>
+      </w:r>
+    </w:p>
+    <w:p>
+      <w:pPr>
+        <w:pStyle w:val="SourceCode"/>
+      </w:pPr>
+      <w:r>
+        <w:rPr>
+          <w:rStyle w:val="VerbatimChar"/>
+        </w:rPr>
+        <w:t xml:space="preserve">ITCM = 0,35 × (0,5×P_IPC + 0,5×P_REM)</w:t>
+      </w:r>
+      <w:r>
+        <w:br/>
+      </w:r>
+      <w:r>
+        <w:rPr>
+          <w:rStyle w:val="VerbatimChar"/>
+        </w:rPr>
+        <w:t xml:space="preserve">     + 0,30 × (0,6×P_REC + 0,4×P_COM)</w:t>
+      </w:r>
+      <w:r>
+        <w:br/>
+      </w:r>
+      <w:r>
+        <w:rPr>
+          <w:rStyle w:val="VerbatimChar"/>
+        </w:rPr>
+        <w:t xml:space="preserve">     + 0,20 × (0,5×P_RES + 0,5×P_BADLAR)</w:t>
+      </w:r>
+      <w:r>
+        <w:br/>
+      </w:r>
+      <w:r>
+        <w:rPr>
+          <w:rStyle w:val="VerbatimChar"/>
+        </w:rPr>
+        <w:t xml:space="preserve">     + 0,15 × P_EMAE</w:t>
+      </w:r>
+    </w:p>
+    <w:tbl>
+      <w:tblPr>
+        <w:tblStyle w:val="Table"/>
+        <w:tblW w:type="pct" w:w="5000.0"/>
+        <w:tblLook w:firstRow="1" w:lastRow="0" w:firstColumn="0" w:lastColumn="0" w:noHBand="0" w:noVBand="0" w:val="0020"/>
+      </w:tblPr>
+      <w:tblGrid>
+        <w:gridCol w:w="2640"/>
+        <w:gridCol w:w="2640"/>
+        <w:gridCol w:w="2640"/>
+      </w:tblGrid>
+      <w:tr>
+        <w:tc>
+          <w:p>
+            <w:pPr>
+              <w:pStyle w:val="Compact"/>
+              <w:jc w:val="left"/>
+            </w:pPr>
+            <w:r>
+              <w:t xml:space="preserve">Dimensión</w:t>
+            </w:r>
+          </w:p>
+        </w:tc>
+        <w:tc>
+          <w:p>
+            <w:pPr>
+              <w:pStyle w:val="Compact"/>
+              <w:jc w:val="left"/>
+            </w:pPr>
+            <w:r>
+              <w:t xml:space="preserve">Peso</w:t>
+            </w:r>
+          </w:p>
+        </w:tc>
+        <w:tc>
+          <w:p>
+            <w:pPr>
+              <w:pStyle w:val="Compact"/>
+              <w:jc w:val="left"/>
+            </w:pPr>
+            <w:r>
+              <w:t xml:space="preserve">Indicadores (peso interno)</w:t>
+            </w:r>
+          </w:p>
+        </w:tc>
+      </w:tr>
+      <w:tr>
+        <w:tc>
+          <w:p>
+            <w:pPr>
+              <w:pStyle w:val="Compact"/>
+              <w:jc w:val="left"/>
+            </w:pPr>
+            <w:r>
+              <w:t xml:space="preserve">Estabilidad monetaria-inflacionaria</w:t>
+            </w:r>
+          </w:p>
+        </w:tc>
+        <w:tc>
+          <w:p>
+            <w:pPr>
+              <w:pStyle w:val="Compact"/>
+              <w:jc w:val="left"/>
+            </w:pPr>
+            <w:r>
+              <w:t xml:space="preserve">35%</w:t>
+            </w:r>
+          </w:p>
+        </w:tc>
+        <w:tc>
+          <w:p>
+            <w:pPr>
+              <w:pStyle w:val="Compact"/>
+              <w:jc w:val="left"/>
+            </w:pPr>
+            <w:r>
+              <w:rPr>
+                <w:rStyle w:val="VerbatimChar"/>
+              </w:rPr>
+              <w:t xml:space="preserve">ipc_total</w:t>
+            </w:r>
+            <w:r>
+              <w:t xml:space="preserve"> </w:t>
+            </w:r>
+            <w:r>
+              <w:t xml:space="preserve">(50%) +</w:t>
+            </w:r>
+            <w:r>
+              <w:t xml:space="preserve"> </w:t>
+            </w:r>
+            <w:r>
+              <w:rPr>
+                <w:rStyle w:val="VerbatimChar"/>
+              </w:rPr>
+              <w:t xml:space="preserve">rem_ipc_12m</w:t>
+            </w:r>
+            <w:r>
+              <w:t xml:space="preserve"> </w:t>
+            </w:r>
+            <w:r>
+              <w:t xml:space="preserve">(50%)</w:t>
+            </w:r>
+          </w:p>
+        </w:tc>
+      </w:tr>
+      <w:tr>
+        <w:tc>
+          <w:p>
+            <w:pPr>
+              <w:pStyle w:val="Compact"/>
+              <w:jc w:val="left"/>
+            </w:pPr>
+            <w:r>
+              <w:t xml:space="preserve">Viabilidad fiscal-comercial</w:t>
+            </w:r>
+          </w:p>
+        </w:tc>
+        <w:tc>
+          <w:p>
+            <w:pPr>
+              <w:pStyle w:val="Compact"/>
+              <w:jc w:val="left"/>
+            </w:pPr>
+            <w:r>
+              <w:t xml:space="preserve">30%</w:t>
+            </w:r>
+          </w:p>
+        </w:tc>
+        <w:tc>
+          <w:p>
+            <w:pPr>
+              <w:pStyle w:val="Compact"/>
+              <w:jc w:val="left"/>
+            </w:pPr>
+            <w:r>
+              <w:rPr>
+                <w:rStyle w:val="VerbatimChar"/>
+              </w:rPr>
+              <w:t xml:space="preserve">recaudacion</w:t>
+            </w:r>
+            <w:r>
+              <w:t xml:space="preserve"> </w:t>
+            </w:r>
+            <w:r>
+              <w:t xml:space="preserve">(60%) +</w:t>
+            </w:r>
+            <w:r>
+              <w:t xml:space="preserve"> </w:t>
+            </w:r>
+            <w:r>
+              <w:rPr>
+                <w:rStyle w:val="VerbatimChar"/>
+              </w:rPr>
+              <w:t xml:space="preserve">saldo_comercial_12m</w:t>
+            </w:r>
+            <w:r>
+              <w:t xml:space="preserve"> </w:t>
+            </w:r>
+            <w:r>
+              <w:t xml:space="preserve">(40%)</w:t>
+            </w:r>
+          </w:p>
+        </w:tc>
+      </w:tr>
+      <w:tr>
+        <w:tc>
+          <w:p>
+            <w:pPr>
+              <w:pStyle w:val="Compact"/>
+              <w:jc w:val="left"/>
+            </w:pPr>
+            <w:r>
+              <w:t xml:space="preserve">Capacidad de financiamiento</w:t>
+            </w:r>
+          </w:p>
+        </w:tc>
+        <w:tc>
+          <w:p>
+            <w:pPr>
+              <w:pStyle w:val="Compact"/>
+              <w:jc w:val="left"/>
+            </w:pPr>
+            <w:r>
+              <w:t xml:space="preserve">20%</w:t>
+            </w:r>
+          </w:p>
+        </w:tc>
+        <w:tc>
+          <w:p>
+            <w:pPr>
+              <w:pStyle w:val="Compact"/>
+              <w:jc w:val="left"/>
+            </w:pPr>
+            <w:r>
+              <w:rPr>
+                <w:rStyle w:val="VerbatimChar"/>
+              </w:rPr>
+              <w:t xml:space="preserve">reservas_bcra</w:t>
+            </w:r>
+            <w:r>
+              <w:t xml:space="preserve"> </w:t>
+            </w:r>
+            <w:r>
+              <w:t xml:space="preserve">(50%) +</w:t>
+            </w:r>
+            <w:r>
+              <w:t xml:space="preserve"> </w:t>
+            </w:r>
+            <w:r>
+              <w:rPr>
+                <w:rStyle w:val="VerbatimChar"/>
+              </w:rPr>
+              <w:t xml:space="preserve">badlar</w:t>
+            </w:r>
+            <w:r>
+              <w:t xml:space="preserve"> </w:t>
+            </w:r>
+            <w:r>
+              <w:t xml:space="preserve">(50%)</w:t>
+            </w:r>
+          </w:p>
+        </w:tc>
+      </w:tr>
+      <w:tr>
+        <w:tc>
+          <w:p>
+            <w:pPr>
+              <w:pStyle w:val="Compact"/>
+              <w:jc w:val="left"/>
+            </w:pPr>
+            <w:r>
+              <w:t xml:space="preserve">Actividad económica</w:t>
+            </w:r>
+          </w:p>
+        </w:tc>
+        <w:tc>
+          <w:p>
+            <w:pPr>
+              <w:pStyle w:val="Compact"/>
+              <w:jc w:val="left"/>
+            </w:pPr>
+            <w:r>
+              <w:t xml:space="preserve">15%</w:t>
+            </w:r>
+          </w:p>
+        </w:tc>
+        <w:tc>
+          <w:p>
+            <w:pPr>
+              <w:pStyle w:val="Compact"/>
+              <w:jc w:val="left"/>
+            </w:pPr>
+            <w:r>
+              <w:rPr>
+                <w:rStyle w:val="VerbatimChar"/>
+              </w:rPr>
+              <w:t xml:space="preserve">emae_ia</w:t>
+            </w:r>
+            <w:r>
+              <w:t xml:space="preserve"> </w:t>
+            </w:r>
+            <w:r>
+              <w:t xml:space="preserve">(100%)</w:t>
+            </w:r>
+          </w:p>
+        </w:tc>
+      </w:tr>
+    </w:tbl>
     <w:p>
       <w:pPr>
         <w:pStyle w:val="BodyText"/>
       </w:pPr>
       <w:r>
-        <w:t xml:space="preserve">Umbrales: 0–3 estable, 4–6 en tensión, 7–10 tensionado.</w:t>
+        <w:t xml:space="preserve">Cada indicador puntúa 0–100 por</w:t>
+      </w:r>
+      <w:r>
+        <w:t xml:space="preserve"> </w:t>
+      </w:r>
+      <w:r>
+        <w:rPr>
+          <w:bCs/>
+          <w:b/>
+        </w:rPr>
+        <w:t xml:space="preserve">tabla de bandas</w:t>
+      </w:r>
+      <w:r>
+        <w:t xml:space="preserve"> </w:t>
+      </w:r>
+      <w:r>
+        <w:t xml:space="preserve">(sección IV del documento; implementadas en</w:t>
+      </w:r>
+      <w:r>
+        <w:t xml:space="preserve"> </w:t>
+      </w:r>
+      <w:r>
+        <w:rPr>
+          <w:rStyle w:val="VerbatimChar"/>
+        </w:rPr>
+        <w:t xml:space="preserve">scripts/itcm.py::BANDAS_ITCM</w:t>
+      </w:r>
+      <w:r>
+        <w:t xml:space="preserve">):</w:t>
+      </w:r>
+    </w:p>
+    <w:tbl>
+      <w:tblPr>
+        <w:tblStyle w:val="Table"/>
+        <w:tblW w:type="pct" w:w="5000.0"/>
+        <w:tblLook w:firstRow="1" w:lastRow="0" w:firstColumn="0" w:lastColumn="0" w:noHBand="0" w:noVBand="0" w:val="0020"/>
+      </w:tblPr>
+      <w:tblGrid>
+        <w:gridCol w:w="3960"/>
+        <w:gridCol w:w="3960"/>
+      </w:tblGrid>
+      <w:tr>
+        <w:tc>
+          <w:p>
+            <w:pPr>
+              <w:pStyle w:val="Compact"/>
+              <w:jc w:val="left"/>
+            </w:pPr>
+            <w:r>
+              <w:t xml:space="preserve">Indicador</w:t>
+            </w:r>
+          </w:p>
+        </w:tc>
+        <w:tc>
+          <w:p>
+            <w:pPr>
+              <w:pStyle w:val="Compact"/>
+              <w:jc w:val="left"/>
+            </w:pPr>
+            <w:r>
+              <w:t xml:space="preserve">Bandas → puntaje</w:t>
+            </w:r>
+          </w:p>
+        </w:tc>
+      </w:tr>
+      <w:tr>
+        <w:tc>
+          <w:p>
+            <w:pPr>
+              <w:pStyle w:val="Compact"/>
+              <w:jc w:val="left"/>
+            </w:pPr>
+            <w:r>
+              <w:rPr>
+                <w:rStyle w:val="VerbatimChar"/>
+              </w:rPr>
+              <w:t xml:space="preserve">ipc_total</w:t>
+            </w:r>
+            <w:r>
+              <w:t xml:space="preserve"> </w:t>
+            </w:r>
+            <w:r>
+              <w:t xml:space="preserve">(% m/m)</w:t>
+            </w:r>
+          </w:p>
+        </w:tc>
+        <w:tc>
+          <w:p>
+            <w:pPr>
+              <w:pStyle w:val="Compact"/>
+              <w:jc w:val="left"/>
+            </w:pPr>
+            <w:r>
+              <w:t xml:space="preserve">≤1 → 100 · 1–2 → 85 · 2–3 → 65 · 3–5 → 40 · &gt;5 → 10</w:t>
+            </w:r>
+          </w:p>
+        </w:tc>
+      </w:tr>
+      <w:tr>
+        <w:tc>
+          <w:p>
+            <w:pPr>
+              <w:pStyle w:val="Compact"/>
+              <w:jc w:val="left"/>
+            </w:pPr>
+            <w:r>
+              <w:rPr>
+                <w:rStyle w:val="VerbatimChar"/>
+              </w:rPr>
+              <w:t xml:space="preserve">rem_ipc_12m</w:t>
+            </w:r>
+            <w:r>
+              <w:t xml:space="preserve"> </w:t>
+            </w:r>
+            <w:r>
+              <w:t xml:space="preserve">(% anual)</w:t>
+            </w:r>
+          </w:p>
+        </w:tc>
+        <w:tc>
+          <w:p>
+            <w:pPr>
+              <w:pStyle w:val="Compact"/>
+              <w:jc w:val="left"/>
+            </w:pPr>
+            <w:r>
+              <w:t xml:space="preserve">≤10 → 100 · 10–15 → 85 · 15–20 → 60 · 20–30 → 35 · &gt;30 → 10</w:t>
+            </w:r>
+          </w:p>
+        </w:tc>
+      </w:tr>
+      <w:tr>
+        <w:tc>
+          <w:p>
+            <w:pPr>
+              <w:pStyle w:val="Compact"/>
+              <w:jc w:val="left"/>
+            </w:pPr>
+            <w:r>
+              <w:rPr>
+                <w:rStyle w:val="VerbatimChar"/>
+              </w:rPr>
+              <w:t xml:space="preserve">recaudacion</w:t>
+            </w:r>
+            <w:r>
+              <w:t xml:space="preserve"> </w:t>
+            </w:r>
+            <w:r>
+              <w:t xml:space="preserve">(% m/m)</w:t>
+            </w:r>
+          </w:p>
+        </w:tc>
+        <w:tc>
+          <w:p>
+            <w:pPr>
+              <w:pStyle w:val="Compact"/>
+              <w:jc w:val="left"/>
+            </w:pPr>
+            <w:r>
+              <w:t xml:space="preserve">&gt;10 → 100 · 5–10 → 80 · 0–5 → 60 · −5–0 → 40 · &lt;−5 → 10</w:t>
+            </w:r>
+          </w:p>
+        </w:tc>
+      </w:tr>
+      <w:tr>
+        <w:tc>
+          <w:p>
+            <w:pPr>
+              <w:pStyle w:val="Compact"/>
+              <w:jc w:val="left"/>
+            </w:pPr>
+            <w:r>
+              <w:rPr>
+                <w:rStyle w:val="VerbatimChar"/>
+              </w:rPr>
+              <w:t xml:space="preserve">saldo_comercial_12m</w:t>
+            </w:r>
+            <w:r>
+              <w:t xml:space="preserve"> </w:t>
+            </w:r>
+            <w:r>
+              <w:t xml:space="preserve">(M USD)</w:t>
+            </w:r>
+          </w:p>
+        </w:tc>
+        <w:tc>
+          <w:p>
+            <w:pPr>
+              <w:pStyle w:val="Compact"/>
+              <w:jc w:val="left"/>
+            </w:pPr>
+            <w:r>
+              <w:t xml:space="preserve">&gt;15.000 → 85 · 10–15.000 → 75 · 5–10.000 → 60 · ±5.000 → 50 · −5.000–−15.000 → 30 · &lt;−15.000 → 10</w:t>
+            </w:r>
+          </w:p>
+        </w:tc>
+      </w:tr>
+      <w:tr>
+        <w:tc>
+          <w:p>
+            <w:pPr>
+              <w:pStyle w:val="Compact"/>
+              <w:jc w:val="left"/>
+            </w:pPr>
+            <w:r>
+              <w:rPr>
+                <w:rStyle w:val="VerbatimChar"/>
+              </w:rPr>
+              <w:t xml:space="preserve">reservas_bcra</w:t>
+            </w:r>
+            <w:r>
+              <w:t xml:space="preserve"> </w:t>
+            </w:r>
+            <w:r>
+              <w:t xml:space="preserve">(M USD)</w:t>
+            </w:r>
+          </w:p>
+        </w:tc>
+        <w:tc>
+          <w:p>
+            <w:pPr>
+              <w:pStyle w:val="Compact"/>
+              <w:jc w:val="left"/>
+            </w:pPr>
+            <w:r>
+              <w:t xml:space="preserve">&gt;60.000 → 100 · 50–60.000 → 85 · 40–50.000 → 70 · 30–40.000 → 50 · 20–30.000 → 30 · &lt;20.000 → 10</w:t>
+            </w:r>
+          </w:p>
+        </w:tc>
+      </w:tr>
+      <w:tr>
+        <w:tc>
+          <w:p>
+            <w:pPr>
+              <w:pStyle w:val="Compact"/>
+              <w:jc w:val="left"/>
+            </w:pPr>
+            <w:r>
+              <w:rPr>
+                <w:rStyle w:val="VerbatimChar"/>
+              </w:rPr>
+              <w:t xml:space="preserve">badlar</w:t>
+            </w:r>
+            <w:r>
+              <w:t xml:space="preserve"> </w:t>
+            </w:r>
+            <w:r>
+              <w:t xml:space="preserve">(% anual)</w:t>
+            </w:r>
+          </w:p>
+        </w:tc>
+        <w:tc>
+          <w:p>
+            <w:pPr>
+              <w:pStyle w:val="Compact"/>
+              <w:jc w:val="left"/>
+            </w:pPr>
+            <w:r>
+              <w:t xml:space="preserve">&lt;5 → 100 · 5–10 → 80 · 10–15 → 60 · 15–25 → 35 · &gt;25 → 10</w:t>
+            </w:r>
+          </w:p>
+        </w:tc>
+      </w:tr>
+      <w:tr>
+        <w:tc>
+          <w:p>
+            <w:pPr>
+              <w:pStyle w:val="Compact"/>
+              <w:jc w:val="left"/>
+            </w:pPr>
+            <w:r>
+              <w:rPr>
+                <w:rStyle w:val="VerbatimChar"/>
+              </w:rPr>
+              <w:t xml:space="preserve">emae_ia</w:t>
+            </w:r>
+            <w:r>
+              <w:t xml:space="preserve"> </w:t>
+            </w:r>
+            <w:r>
+              <w:t xml:space="preserve">(% i.a.)</w:t>
+            </w:r>
+          </w:p>
+        </w:tc>
+        <w:tc>
+          <w:p>
+            <w:pPr>
+              <w:pStyle w:val="Compact"/>
+              <w:jc w:val="left"/>
+            </w:pPr>
+            <w:r>
+              <w:t xml:space="preserve">&gt;5 → 100 · 3–5 → 80 · 0–3 → 60 · −2–0 → 40 · −5–−2 → 20 · &lt;−5 → 5</w:t>
+            </w:r>
+          </w:p>
+        </w:tc>
+      </w:tr>
+    </w:tbl>
+    <w:p>
+      <w:pPr>
+        <w:pStyle w:val="BodyText"/>
+      </w:pPr>
+      <w:r>
+        <w:t xml:space="preserve">Convención de bordes (el doc es ambiguo en los límites exactos): cada banda es</w:t>
+      </w:r>
+      <w:r>
+        <w:t xml:space="preserve"> </w:t>
+      </w:r>
+      <w:r>
+        <w:rPr>
+          <w:rStyle w:val="VerbatimChar"/>
+        </w:rPr>
+        <w:t xml:space="preserve">(low, high]</w:t>
+      </w:r>
+      <w:r>
+        <w:t xml:space="preserve"> </w:t>
+      </w:r>
+      <w:r>
+        <w:t xml:space="preserve">— low exclusivo, high inclusivo — pineada por</w:t>
+      </w:r>
+      <w:r>
+        <w:t xml:space="preserve"> </w:t>
+      </w:r>
+      <w:r>
+        <w:rPr>
+          <w:rStyle w:val="VerbatimChar"/>
+        </w:rPr>
+        <w:t xml:space="preserve">tests/test_itcm.py</w:t>
+      </w:r>
+      <w:r>
+        <w:t xml:space="preserve">.</w:t>
+      </w:r>
+    </w:p>
+    <w:p>
+      <w:pPr>
+        <w:pStyle w:val="BodyText"/>
+      </w:pPr>
+      <w:r>
+        <w:t xml:space="preserve">Interpretación del ITCM: 0–20 severamente apretado · 21–40 apretado · 41–60 moderadamente apretado · 61–80 moderadamente aflojado · 81–100 aflojado.</w:t>
+      </w:r>
+    </w:p>
+    <w:p>
+      <w:pPr>
+        <w:pStyle w:val="BodyText"/>
+      </w:pPr>
+      <w:r>
+        <w:t xml:space="preserve">Ante indicadores faltantes los pesos se renormalizan (dentro de la dimensión y, si una dimensión queda vacía, entre dimensiones) — consistente con el</w:t>
+      </w:r>
+      <w:r>
+        <w:t xml:space="preserve"> </w:t>
+      </w:r>
+      <w:r>
+        <w:t xml:space="preserve">“</w:t>
+      </w:r>
+      <w:r>
+        <w:t xml:space="preserve">ignorar ausencias</w:t>
+      </w:r>
+      <w:r>
+        <w:t xml:space="preserve">”</w:t>
+      </w:r>
+      <w:r>
+        <w:t xml:space="preserve"> </w:t>
+      </w:r>
+      <w:r>
+        <w:t xml:space="preserve">del resto del informe.</w:t>
       </w:r>
     </w:p>
     <w:bookmarkEnd w:id="20"/>
-    <w:bookmarkStart w:id="21" w:name="indicadores-activos"/>
+    <w:bookmarkStart w:id="21" w:name="ajustes-sobre-la-banda"/>
+    <w:p>
+      <w:pPr>
+        <w:pStyle w:val="Heading3"/>
+      </w:pPr>
+      <w:r>
+        <w:t xml:space="preserve">Ajustes sobre la banda</w:t>
+      </w:r>
+    </w:p>
+    <w:p>
+      <w:pPr>
+        <w:pStyle w:val="FirstParagraph"/>
+      </w:pPr>
+      <w:r>
+        <w:t xml:space="preserve">El documento aplica en su ejemplo tres ajustes discrecionales que las tablas no producen (recaudación 80→75, saldo comercial 85→60</w:t>
+      </w:r>
+      <w:r>
+        <w:t xml:space="preserve"> </w:t>
+      </w:r>
+      <w:r>
+        <w:t xml:space="preserve">“</w:t>
+      </w:r>
+      <w:r>
+        <w:t xml:space="preserve">por contracción</w:t>
+      </w:r>
+      <w:r>
+        <w:t xml:space="preserve">”</w:t>
+      </w:r>
+      <w:r>
+        <w:t xml:space="preserve">, EMAE 100→85). El del saldo comercial está</w:t>
+      </w:r>
+      <w:r>
+        <w:t xml:space="preserve"> </w:t>
+      </w:r>
+      <w:r>
+        <w:rPr>
+          <w:bCs/>
+          <w:b/>
+        </w:rPr>
+        <w:t xml:space="preserve">automatizado</w:t>
+      </w:r>
+      <w:r>
+        <w:t xml:space="preserve">; el resto del juicio cualitativo va por override manual.</w:t>
+      </w:r>
+    </w:p>
+    <w:p>
+      <w:pPr>
+        <w:pStyle w:val="BodyText"/>
+      </w:pPr>
+      <w:r>
+        <w:rPr>
+          <w:bCs/>
+          <w:b/>
+        </w:rPr>
+        <w:t xml:space="preserve">Regla automática del saldo comercial</w:t>
+      </w:r>
+      <w:r>
+        <w:t xml:space="preserve"> </w:t>
+      </w:r>
+      <w:r>
+        <w:t xml:space="preserve">(</w:t>
+      </w:r>
+      <w:r>
+        <w:rPr>
+          <w:rStyle w:val="VerbatimChar"/>
+        </w:rPr>
+        <w:t xml:space="preserve">itcm.py::ajuste_automatico_saldo</w:t>
+      </w:r>
+      <w:r>
+        <w:t xml:space="preserve">): el colector calcula el saldo como expo − impo de las series ICA y compara los acumulados 12m contra los 12m previos. Si hay superávit con banda &gt; 60, las importaciones</w:t>
+      </w:r>
+      <w:r>
+        <w:t xml:space="preserve"> </w:t>
+      </w:r>
+      <w:r>
+        <w:rPr>
+          <w:bCs/>
+          <w:b/>
+        </w:rPr>
+        <w:t xml:space="preserve">caen</w:t>
+      </w:r>
+      <w:r>
+        <w:t xml:space="preserve">, y esa caída explica más de la mejora del saldo que el aumento de exportaciones (</w:t>
+      </w:r>
+      <w:r>
+        <w:rPr>
+          <w:rStyle w:val="VerbatimChar"/>
+        </w:rPr>
+        <w:t xml:space="preserve">−Δimpo &gt; max(0, Δexpo)</w:t>
+      </w:r>
+      <w:r>
+        <w:t xml:space="preserve">), el puntaje se ajusta a</w:t>
+      </w:r>
+      <w:r>
+        <w:t xml:space="preserve"> </w:t>
+      </w:r>
+      <w:r>
+        <w:rPr>
+          <w:bCs/>
+          <w:b/>
+        </w:rPr>
+        <w:t xml:space="preserve">60</w:t>
+      </w:r>
+      <w:r>
+        <w:t xml:space="preserve"> </w:t>
+      </w:r>
+      <w:r>
+        <w:t xml:space="preserve">(el valor del doc), con justificación generada con los números. Si las importaciones crecen —superávit genuino— la regla no opina. Estado jun-2026: NO aplica (expo +14,1% i.a., impo +10,6% i.a.).</w:t>
+      </w:r>
+    </w:p>
+    <w:p>
+      <w:pPr>
+        <w:pStyle w:val="BodyText"/>
+      </w:pPr>
+      <w:r>
+        <w:rPr>
+          <w:bCs/>
+          <w:b/>
+        </w:rPr>
+        <w:t xml:space="preserve">Override manual</w:t>
+      </w:r>
+      <w:r>
+        <w:t xml:space="preserve"> </w:t>
+      </w:r>
+      <w:r>
+        <w:t xml:space="preserve">en</w:t>
+      </w:r>
+      <w:r>
+        <w:t xml:space="preserve"> </w:t>
+      </w:r>
+      <w:r>
+        <w:rPr>
+          <w:rStyle w:val="VerbatimChar"/>
+        </w:rPr>
+        <w:t xml:space="preserve">data/macro/ajustes_itcm.json</w:t>
+      </w:r>
+      <w:r>
+        <w:t xml:space="preserve"> </w:t>
+      </w:r>
+      <w:r>
+        <w:t xml:space="preserve">(pisa la regla automática), con formato:</w:t>
+      </w:r>
+    </w:p>
+    <w:p>
+      <w:pPr>
+        <w:pStyle w:val="SourceCode"/>
+      </w:pPr>
+      <w:r>
+        <w:rPr>
+          <w:rStyle w:val="FunctionTok"/>
+        </w:rPr>
+        <w:t xml:space="preserve">{</w:t>
+      </w:r>
+      <w:r>
+        <w:br/>
+      </w:r>
+      <w:r>
+        <w:rPr>
+          <w:rStyle w:val="NormalTok"/>
+        </w:rPr>
+        <w:t xml:space="preserve">  </w:t>
+      </w:r>
+      <w:r>
+        <w:rPr>
+          <w:rStyle w:val="DataTypeTok"/>
+        </w:rPr>
+        <w:t xml:space="preserve">"saldo_comercial_12m"</w:t>
+      </w:r>
+      <w:r>
+        <w:rPr>
+          <w:rStyle w:val="FunctionTok"/>
+        </w:rPr>
+        <w:t xml:space="preserve">:</w:t>
+      </w:r>
+      <w:r>
+        <w:rPr>
+          <w:rStyle w:val="NormalTok"/>
+        </w:rPr>
+        <w:t xml:space="preserve"> </w:t>
+      </w:r>
+      <w:r>
+        <w:rPr>
+          <w:rStyle w:val="FunctionTok"/>
+        </w:rPr>
+        <w:t xml:space="preserve">{</w:t>
+      </w:r>
+      <w:r>
+        <w:br/>
+      </w:r>
+      <w:r>
+        <w:rPr>
+          <w:rStyle w:val="NormalTok"/>
+        </w:rPr>
+        <w:t xml:space="preserve">    </w:t>
+      </w:r>
+      <w:r>
+        <w:rPr>
+          <w:rStyle w:val="DataTypeTok"/>
+        </w:rPr>
+        <w:t xml:space="preserve">"puntaje"</w:t>
+      </w:r>
+      <w:r>
+        <w:rPr>
+          <w:rStyle w:val="FunctionTok"/>
+        </w:rPr>
+        <w:t xml:space="preserve">:</w:t>
+      </w:r>
+      <w:r>
+        <w:rPr>
+          <w:rStyle w:val="NormalTok"/>
+        </w:rPr>
+        <w:t xml:space="preserve"> </w:t>
+      </w:r>
+      <w:r>
+        <w:rPr>
+          <w:rStyle w:val="DecValTok"/>
+        </w:rPr>
+        <w:t xml:space="preserve">60</w:t>
+      </w:r>
+      <w:r>
+        <w:rPr>
+          <w:rStyle w:val="FunctionTok"/>
+        </w:rPr>
+        <w:t xml:space="preserve">,</w:t>
+      </w:r>
+      <w:r>
+        <w:br/>
+      </w:r>
+      <w:r>
+        <w:rPr>
+          <w:rStyle w:val="NormalTok"/>
+        </w:rPr>
+        <w:t xml:space="preserve">    </w:t>
+      </w:r>
+      <w:r>
+        <w:rPr>
+          <w:rStyle w:val="DataTypeTok"/>
+        </w:rPr>
+        <w:t xml:space="preserve">"justificacion"</w:t>
+      </w:r>
+      <w:r>
+        <w:rPr>
+          <w:rStyle w:val="FunctionTok"/>
+        </w:rPr>
+        <w:t xml:space="preserve">:</w:t>
+      </w:r>
+      <w:r>
+        <w:rPr>
+          <w:rStyle w:val="NormalTok"/>
+        </w:rPr>
+        <w:t xml:space="preserve"> </w:t>
+      </w:r>
+      <w:r>
+        <w:rPr>
+          <w:rStyle w:val="StringTok"/>
+        </w:rPr>
+        <w:t xml:space="preserve">"Superávit por contracción de importaciones, no por crecimiento exportador"</w:t>
+      </w:r>
+      <w:r>
+        <w:rPr>
+          <w:rStyle w:val="FunctionTok"/>
+        </w:rPr>
+        <w:t xml:space="preserve">,</w:t>
+      </w:r>
+      <w:r>
+        <w:br/>
+      </w:r>
+      <w:r>
+        <w:rPr>
+          <w:rStyle w:val="NormalTok"/>
+        </w:rPr>
+        <w:t xml:space="preserve">    </w:t>
+      </w:r>
+      <w:r>
+        <w:rPr>
+          <w:rStyle w:val="DataTypeTok"/>
+        </w:rPr>
+        <w:t xml:space="preserve">"vigente_hasta"</w:t>
+      </w:r>
+      <w:r>
+        <w:rPr>
+          <w:rStyle w:val="FunctionTok"/>
+        </w:rPr>
+        <w:t xml:space="preserve">:</w:t>
+      </w:r>
+      <w:r>
+        <w:rPr>
+          <w:rStyle w:val="NormalTok"/>
+        </w:rPr>
+        <w:t xml:space="preserve"> </w:t>
+      </w:r>
+      <w:r>
+        <w:rPr>
+          <w:rStyle w:val="StringTok"/>
+        </w:rPr>
+        <w:t xml:space="preserve">"2026-07"</w:t>
+      </w:r>
+      <w:r>
+        <w:br/>
+      </w:r>
+      <w:r>
+        <w:rPr>
+          <w:rStyle w:val="NormalTok"/>
+        </w:rPr>
+        <w:t xml:space="preserve">  </w:t>
+      </w:r>
+      <w:r>
+        <w:rPr>
+          <w:rStyle w:val="FunctionTok"/>
+        </w:rPr>
+        <w:t xml:space="preserve">}</w:t>
+      </w:r>
+      <w:r>
+        <w:br/>
+      </w:r>
+      <w:r>
+        <w:rPr>
+          <w:rStyle w:val="FunctionTok"/>
+        </w:rPr>
+        <w:t xml:space="preserve">}</w:t>
+      </w:r>
+    </w:p>
+    <w:p>
+      <w:pPr>
+        <w:pStyle w:val="FirstParagraph"/>
+      </w:pPr>
+      <w:r>
+        <w:t xml:space="preserve">Un ajuste vencido (</w:t>
+      </w:r>
+      <w:r>
+        <w:rPr>
+          <w:rStyle w:val="VerbatimChar"/>
+        </w:rPr>
+        <w:t xml:space="preserve">vigente_hasta</w:t>
+      </w:r>
+      <w:r>
+        <w:t xml:space="preserve"> </w:t>
+      </w:r>
+      <w:r>
+        <w:t xml:space="preserve">&lt; mes corriente) se ignora automáticamente. El output conserva</w:t>
+      </w:r>
+      <w:r>
+        <w:t xml:space="preserve"> </w:t>
+      </w:r>
+      <w:r>
+        <w:rPr>
+          <w:rStyle w:val="VerbatimChar"/>
+        </w:rPr>
+        <w:t xml:space="preserve">puntaje_banda</w:t>
+      </w:r>
+      <w:r>
+        <w:t xml:space="preserve"> </w:t>
+      </w:r>
+      <w:r>
+        <w:t xml:space="preserve">y</w:t>
+      </w:r>
+      <w:r>
+        <w:t xml:space="preserve"> </w:t>
+      </w:r>
+      <w:r>
+        <w:rPr>
+          <w:rStyle w:val="VerbatimChar"/>
+        </w:rPr>
+        <w:t xml:space="preserve">puntaje_aplicado</w:t>
+      </w:r>
+      <w:r>
+        <w:t xml:space="preserve">, y la web muestra los ajustes activos con su justificación en la página del cinturón.</w:t>
+      </w:r>
+    </w:p>
+    <w:bookmarkEnd w:id="21"/>
+    <w:bookmarkStart w:id="22" w:name="indicadores-de-contexto"/>
+    <w:p>
+      <w:pPr>
+        <w:pStyle w:val="Heading3"/>
+      </w:pPr>
+      <w:r>
+        <w:t xml:space="preserve">Indicadores de contexto</w:t>
+      </w:r>
+    </w:p>
+    <w:p>
+      <w:pPr>
+        <w:pStyle w:val="FirstParagraph"/>
+      </w:pPr>
+      <w:r>
+        <w:rPr>
+          <w:rStyle w:val="VerbatimChar"/>
+        </w:rPr>
+        <w:t xml:space="preserve">tcrm</w:t>
+      </w:r>
+      <w:r>
+        <w:t xml:space="preserve">,</w:t>
+      </w:r>
+      <w:r>
+        <w:t xml:space="preserve"> </w:t>
+      </w:r>
+      <w:r>
+        <w:rPr>
+          <w:rStyle w:val="VerbatimChar"/>
+        </w:rPr>
+        <w:t xml:space="preserve">prestamos_privados</w:t>
+      </w:r>
+      <w:r>
+        <w:t xml:space="preserve">,</w:t>
+      </w:r>
+      <w:r>
+        <w:t xml:space="preserve"> </w:t>
+      </w:r>
+      <w:r>
+        <w:rPr>
+          <w:rStyle w:val="VerbatimChar"/>
+        </w:rPr>
+        <w:t xml:space="preserve">base_monetaria</w:t>
+      </w:r>
+      <w:r>
+        <w:t xml:space="preserve"> </w:t>
+      </w:r>
+      <w:r>
+        <w:t xml:space="preserve">y</w:t>
+      </w:r>
+      <w:r>
+        <w:t xml:space="preserve"> </w:t>
+      </w:r>
+      <w:r>
+        <w:rPr>
+          <w:rStyle w:val="VerbatimChar"/>
+        </w:rPr>
+        <w:t xml:space="preserve">tc_mayorista</w:t>
+      </w:r>
+      <w:r>
+        <w:t xml:space="preserve"> </w:t>
+      </w:r>
+      <w:r>
+        <w:t xml:space="preserve">se siguen extrayendo y publicando pero</w:t>
+      </w:r>
+      <w:r>
+        <w:t xml:space="preserve"> </w:t>
+      </w:r>
+      <w:r>
+        <w:rPr>
+          <w:bCs/>
+          <w:b/>
+        </w:rPr>
+        <w:t xml:space="preserve">no integran el ITCM</w:t>
+      </w:r>
+      <w:r>
+        <w:t xml:space="preserve"> </w:t>
+      </w:r>
+      <w:r>
+        <w:t xml:space="preserve">(</w:t>
+      </w:r>
+      <w:r>
+        <w:rPr>
+          <w:rStyle w:val="VerbatimChar"/>
+        </w:rPr>
+        <w:t xml:space="preserve">en_indice: false</w:t>
+      </w:r>
+      <w:r>
+        <w:t xml:space="preserve">): la paramétrica no los contempla. Quedan como lectura de contexto.</w:t>
+      </w:r>
+    </w:p>
+    <w:bookmarkEnd w:id="22"/>
+    <w:bookmarkEnd w:id="23"/>
+    <w:bookmarkStart w:id="24" w:name="indicadores-activos"/>
     <w:p>
       <w:pPr>
         <w:pStyle w:val="Heading2"/>
@@ -950,14 +2175,30 @@
           <w:bCs/>
           <w:b/>
         </w:rPr>
-        <w:t xml:space="preserve">2.1 (estable)</w:t>
-      </w:r>
-      <w:r>
-        <w:t xml:space="preserve">. Última ejecución: 23 de mayo de 2026, 11 de 11 indicadores frescos.</w:t>
-      </w:r>
-    </w:p>
-    <w:bookmarkEnd w:id="21"/>
-    <w:bookmarkStart w:id="33" w:name="detalle-por-indicador"/>
+        <w:t xml:space="preserve">2.9 (estable)</w:t>
+      </w:r>
+      <w:r>
+        <w:t xml:space="preserve"> </w:t>
+      </w:r>
+      <w:r>
+        <w:t xml:space="preserve">— ITCM</w:t>
+      </w:r>
+      <w:r>
+        <w:t xml:space="preserve"> </w:t>
+      </w:r>
+      <w:r>
+        <w:rPr>
+          <w:bCs/>
+          <w:b/>
+        </w:rPr>
+        <w:t xml:space="preserve">71.2 (moderadamente aflojado)</w:t>
+      </w:r>
+      <w:r>
+        <w:t xml:space="preserve">. Última ejecución: 10 de junio de 2026, 11 de 11 indicadores frescos.</w:t>
+      </w:r>
+    </w:p>
+    <w:bookmarkEnd w:id="24"/>
+    <w:bookmarkStart w:id="36" w:name="detalle-por-indicador"/>
     <w:p>
       <w:pPr>
         <w:pStyle w:val="Heading2"/>
@@ -966,7 +2207,7 @@
         <w:t xml:space="preserve">Detalle por indicador</w:t>
       </w:r>
     </w:p>
-    <w:bookmarkStart w:id="22" w:name="ipc_total-inflación-mensual"/>
+    <w:bookmarkStart w:id="25" w:name="ipc_total-inflación-mensual"/>
     <w:p>
       <w:pPr>
         <w:pStyle w:val="Heading3"/>
@@ -1038,7 +2279,7 @@
         <w:pStyle w:val="Compact"/>
       </w:pPr>
       <w:r>
-        <w:t xml:space="preserve">Score: lineal. 0% equivale a score 0; 10% equivale a score 10.</w:t>
+        <w:t xml:space="preserve">Puntaje ITCM: por bandas (≤1 → 100 · 1–2 → 85 · 2–3 → 65 · 3–5 → 40 · &gt;5 → 10). Pesa 50% de la dimensión estabilidad monetaria (17,5% del índice).</w:t>
       </w:r>
     </w:p>
     <w:p>
@@ -1053,8 +2294,8 @@
         <w:t xml:space="preserve">Último valor: 3.38% (marzo 2026).</w:t>
       </w:r>
     </w:p>
-    <w:bookmarkEnd w:id="22"/>
-    <w:bookmarkStart w:id="23" w:name="X4b657f4b1c72abc35e675d7ccf84d60e70cd617"/>
+    <w:bookmarkEnd w:id="25"/>
+    <w:bookmarkStart w:id="26" w:name="X4b657f4b1c72abc35e675d7ccf84d60e70cd617"/>
     <w:p>
       <w:pPr>
         <w:pStyle w:val="Heading3"/>
@@ -1129,7 +2370,7 @@
         <w:pStyle w:val="Compact"/>
       </w:pPr>
       <w:r>
-        <w:t xml:space="preserve">Score: ≥40.000 equivale a 0; 20.000 equivale a 5; 0 equivale a 10.</w:t>
+        <w:t xml:space="preserve">Puntaje ITCM: por bandas (&gt;60.000 → 100 · 50–60k → 85 · 40–50k → 70 · 30–40k → 50 · 20–30k → 30 · &lt;20k → 10). Pesa 50% de la dimensión financiamiento (10% del índice).</w:t>
       </w:r>
     </w:p>
     <w:p>
@@ -1144,8 +2385,8 @@
         <w:t xml:space="preserve">Último valor: 46.585 millones USD (mayo 2026).</w:t>
       </w:r>
     </w:p>
-    <w:bookmarkEnd w:id="23"/>
-    <w:bookmarkStart w:id="24" w:name="badlar-tasa-badlar-bancos-privados"/>
+    <w:bookmarkEnd w:id="26"/>
+    <w:bookmarkStart w:id="27" w:name="badlar-tasa-badlar-bancos-privados"/>
     <w:p>
       <w:pPr>
         <w:pStyle w:val="Heading3"/>
@@ -1205,7 +2446,7 @@
         <w:pStyle w:val="Compact"/>
       </w:pPr>
       <w:r>
-        <w:t xml:space="preserve">Score: 0% equivale a 0; 50% equivale a 5; 100% equivale a 10.</w:t>
+        <w:t xml:space="preserve">Puntaje ITCM: por bandas (&lt;5 → 100 · 5–10 → 80 · 10–15 → 60 · 15–25 → 35 · &gt;25 → 10). Pesa 50% de la dimensión financiamiento (10% del índice).</w:t>
       </w:r>
     </w:p>
     <w:p>
@@ -1220,8 +2461,8 @@
         <w:t xml:space="preserve">Último valor: 22.0% (mayo 2026).</w:t>
       </w:r>
     </w:p>
-    <w:bookmarkEnd w:id="24"/>
-    <w:bookmarkStart w:id="25" w:name="emae_ia-emae-variación-interanual"/>
+    <w:bookmarkEnd w:id="27"/>
+    <w:bookmarkStart w:id="28" w:name="emae_ia-emae-variación-interanual"/>
     <w:p>
       <w:pPr>
         <w:pStyle w:val="Heading3"/>
@@ -1281,7 +2522,7 @@
         <w:pStyle w:val="Compact"/>
       </w:pPr>
       <w:r>
-        <w:t xml:space="preserve">Score: +5% equivale a 0; 0% equivale a 5; −5% equivale a 10.</w:t>
+        <w:t xml:space="preserve">Puntaje ITCM: por bandas (&gt;5 → 100 · 3–5 → 80 · 0–3 → 60 · −2–0 → 40 · −5–−2 → 20 · &lt;−5 → 5). Única variable de la dimensión actividad (15% del índice).</w:t>
       </w:r>
     </w:p>
     <w:p>
@@ -1353,8 +2594,8 @@
         <w:t xml:space="preserve">Último valor: +1.88% i.a. (enero 2026).</w:t>
       </w:r>
     </w:p>
-    <w:bookmarkEnd w:id="25"/>
-    <w:bookmarkStart w:id="26" w:name="X66f0bd600fe97adb434b615091a9e05c026800b"/>
+    <w:bookmarkEnd w:id="28"/>
+    <w:bookmarkStart w:id="29" w:name="X66f0bd600fe97adb434b615091a9e05c026800b"/>
     <w:p>
       <w:pPr>
         <w:pStyle w:val="Heading3"/>
@@ -1381,6 +2622,244 @@
         <w:pStyle w:val="Compact"/>
       </w:pPr>
       <w:r>
+        <w:t xml:space="preserve">Fuente primaria: series ICA</w:t>
+      </w:r>
+      <w:r>
+        <w:t xml:space="preserve"> </w:t>
+      </w:r>
+      <w:r>
+        <w:rPr>
+          <w:rStyle w:val="VerbatimChar"/>
+        </w:rPr>
+        <w:t xml:space="preserve">74.3_IET_0_M_16</w:t>
+      </w:r>
+      <w:r>
+        <w:t xml:space="preserve"> </w:t>
+      </w:r>
+      <w:r>
+        <w:t xml:space="preserve">(expo totales) y</w:t>
+      </w:r>
+      <w:r>
+        <w:t xml:space="preserve"> </w:t>
+      </w:r>
+      <w:r>
+        <w:rPr>
+          <w:rStyle w:val="VerbatimChar"/>
+        </w:rPr>
+        <w:t xml:space="preserve">74.3_IIT_0_M_25</w:t>
+      </w:r>
+      <w:r>
+        <w:t xml:space="preserve"> </w:t>
+      </w:r>
+      <w:r>
+        <w:t xml:space="preserve">(impo totales),</w:t>
+      </w:r>
+      <w:r>
+        <w:t xml:space="preserve"> </w:t>
+      </w:r>
+      <w:r>
+        <w:rPr>
+          <w:rStyle w:val="VerbatimChar"/>
+        </w:rPr>
+        <w:t xml:space="preserve">limit=26</w:t>
+      </w:r>
+      <w:r>
+        <w:t xml:space="preserve">, alineadas por fecha. Saldo 12m = Σexpo − Σimpo de los últimos 12 meses comunes.</w:t>
+      </w:r>
+    </w:p>
+    <w:p>
+      <w:pPr>
+        <w:numPr>
+          <w:ilvl w:val="0"/>
+          <w:numId w:val="1005"/>
+        </w:numPr>
+        <w:pStyle w:val="Compact"/>
+      </w:pPr>
+      <w:r>
+        <w:t xml:space="preserve">Composición para la regla automática: el indicador expone</w:t>
+      </w:r>
+      <w:r>
+        <w:t xml:space="preserve"> </w:t>
+      </w:r>
+      <w:r>
+        <w:rPr>
+          <w:rStyle w:val="VerbatimChar"/>
+        </w:rPr>
+        <w:t xml:space="preserve">expo_12m</w:t>
+      </w:r>
+      <w:r>
+        <w:t xml:space="preserve">,</w:t>
+      </w:r>
+      <w:r>
+        <w:t xml:space="preserve"> </w:t>
+      </w:r>
+      <w:r>
+        <w:rPr>
+          <w:rStyle w:val="VerbatimChar"/>
+        </w:rPr>
+        <w:t xml:space="preserve">impo_12m</w:t>
+      </w:r>
+      <w:r>
+        <w:t xml:space="preserve">,</w:t>
+      </w:r>
+      <w:r>
+        <w:t xml:space="preserve"> </w:t>
+      </w:r>
+      <w:r>
+        <w:rPr>
+          <w:rStyle w:val="VerbatimChar"/>
+        </w:rPr>
+        <w:t xml:space="preserve">expo_var_ia</w:t>
+      </w:r>
+      <w:r>
+        <w:t xml:space="preserve">,</w:t>
+      </w:r>
+      <w:r>
+        <w:t xml:space="preserve"> </w:t>
+      </w:r>
+      <w:r>
+        <w:rPr>
+          <w:rStyle w:val="VerbatimChar"/>
+        </w:rPr>
+        <w:t xml:space="preserve">impo_var_ia</w:t>
+      </w:r>
+      <w:r>
+        <w:t xml:space="preserve">,</w:t>
+      </w:r>
+      <w:r>
+        <w:t xml:space="preserve"> </w:t>
+      </w:r>
+      <w:r>
+        <w:rPr>
+          <w:rStyle w:val="VerbatimChar"/>
+        </w:rPr>
+        <w:t xml:space="preserve">expo_delta_12m</w:t>
+      </w:r>
+      <w:r>
+        <w:t xml:space="preserve">,</w:t>
+      </w:r>
+      <w:r>
+        <w:t xml:space="preserve"> </w:t>
+      </w:r>
+      <w:r>
+        <w:rPr>
+          <w:rStyle w:val="VerbatimChar"/>
+        </w:rPr>
+        <w:t xml:space="preserve">impo_delta_12m</w:t>
+      </w:r>
+      <w:r>
+        <w:t xml:space="preserve"> </w:t>
+      </w:r>
+      <w:r>
+        <w:t xml:space="preserve">(acumulado 12m vs 12m previos).</w:t>
+      </w:r>
+    </w:p>
+    <w:p>
+      <w:pPr>
+        <w:numPr>
+          <w:ilvl w:val="0"/>
+          <w:numId w:val="1005"/>
+        </w:numPr>
+        <w:pStyle w:val="Compact"/>
+      </w:pPr>
+      <w:r>
+        <w:t xml:space="preserve">Fallback: serie de saldo directa</w:t>
+      </w:r>
+      <w:r>
+        <w:t xml:space="preserve"> </w:t>
+      </w:r>
+      <w:r>
+        <w:rPr>
+          <w:rStyle w:val="VerbatimChar"/>
+        </w:rPr>
+        <w:t xml:space="preserve">164.3_SOTALTAL_0_0_8</w:t>
+      </w:r>
+      <w:r>
+        <w:t xml:space="preserve"> </w:t>
+      </w:r>
+      <w:r>
+        <w:t xml:space="preserve">(≈14 meses de rezago observado en jun-2026; sin composición → la regla automática no opina).</w:t>
+      </w:r>
+    </w:p>
+    <w:p>
+      <w:pPr>
+        <w:numPr>
+          <w:ilvl w:val="0"/>
+          <w:numId w:val="1005"/>
+        </w:numPr>
+        <w:pStyle w:val="Compact"/>
+      </w:pPr>
+      <w:r>
+        <w:t xml:space="preserve">Puntaje ITCM: por bandas (&gt;15.000 → 85 · 10–15k → 75 · 5–10k → 60 · ±5k → 50 · −5/−15k → 30 · &lt;−15k → 10), con la regla automática de ajuste por contracción (ver</w:t>
+      </w:r>
+      <w:r>
+        <w:t xml:space="preserve"> </w:t>
+      </w:r>
+      <w:r>
+        <w:t xml:space="preserve">“</w:t>
+      </w:r>
+      <w:r>
+        <w:t xml:space="preserve">Ajustes sobre la banda</w:t>
+      </w:r>
+      <w:r>
+        <w:t xml:space="preserve">”</w:t>
+      </w:r>
+      <w:r>
+        <w:t xml:space="preserve">). Pesa 40% de la dimensión fiscal-comercial (12% del índice).</w:t>
+      </w:r>
+    </w:p>
+    <w:p>
+      <w:pPr>
+        <w:numPr>
+          <w:ilvl w:val="0"/>
+          <w:numId w:val="1005"/>
+        </w:numPr>
+        <w:pStyle w:val="Compact"/>
+      </w:pPr>
+      <w:r>
+        <w:t xml:space="preserve">Nota: el acumulado 12 meses elimina estacionalidad energética y sojera.</w:t>
+      </w:r>
+    </w:p>
+    <w:p>
+      <w:pPr>
+        <w:numPr>
+          <w:ilvl w:val="0"/>
+          <w:numId w:val="1005"/>
+        </w:numPr>
+        <w:pStyle w:val="Compact"/>
+      </w:pPr>
+      <w:r>
+        <w:t xml:space="preserve">Último valor: +18.322 millones USD (12 meses hasta abril 2026); expo +14,1% i.a., impo +10,6% i.a. → ajuste no aplicado.</w:t>
+      </w:r>
+    </w:p>
+    <w:bookmarkEnd w:id="29"/>
+    <w:bookmarkStart w:id="30" w:name="recaudacion-recaudación-tributaria-total"/>
+    <w:p>
+      <w:pPr>
+        <w:pStyle w:val="Heading3"/>
+      </w:pPr>
+      <w:r>
+        <w:rPr>
+          <w:rStyle w:val="VerbatimChar"/>
+        </w:rPr>
+        <w:t xml:space="preserve">recaudacion</w:t>
+      </w:r>
+      <w:r>
+        <w:t xml:space="preserve"> </w:t>
+      </w:r>
+      <w:r>
+        <w:t xml:space="preserve">— Recaudación tributaria total</w:t>
+      </w:r>
+    </w:p>
+    <w:p>
+      <w:pPr>
+        <w:numPr>
+          <w:ilvl w:val="0"/>
+          <w:numId w:val="1006"/>
+        </w:numPr>
+        <w:pStyle w:val="Compact"/>
+      </w:pPr>
+      <w:r>
         <w:t xml:space="preserve">Fuente:</w:t>
       </w:r>
       <w:r>
@@ -1390,59 +2869,59 @@
         <w:rPr>
           <w:rStyle w:val="VerbatimChar"/>
         </w:rPr>
-        <w:t xml:space="preserve">GET https://apis.datos.gob.ar/series/api/series/?ids=164.3_SOTALTAL_0_0_8&amp;format=json&amp;limit=13&amp;sort=desc</w:t>
-      </w:r>
-    </w:p>
-    <w:p>
-      <w:pPr>
-        <w:numPr>
-          <w:ilvl w:val="0"/>
-          <w:numId w:val="1005"/>
-        </w:numPr>
-        <w:pStyle w:val="Compact"/>
-      </w:pPr>
-      <w:r>
-        <w:t xml:space="preserve">Cálculo: suma de los 12 últimos valores mensuales del saldo comercial total.</w:t>
-      </w:r>
-    </w:p>
-    <w:p>
-      <w:pPr>
-        <w:numPr>
-          <w:ilvl w:val="0"/>
-          <w:numId w:val="1005"/>
-        </w:numPr>
-        <w:pStyle w:val="Compact"/>
-      </w:pPr>
-      <w:r>
-        <w:t xml:space="preserve">Score: +6000 equivale a 0; 0 equivale a 5; −6000 equivale a 10.</w:t>
-      </w:r>
-    </w:p>
-    <w:p>
-      <w:pPr>
-        <w:numPr>
-          <w:ilvl w:val="0"/>
-          <w:numId w:val="1005"/>
-        </w:numPr>
-        <w:pStyle w:val="Compact"/>
-      </w:pPr>
-      <w:r>
-        <w:t xml:space="preserve">Nota: la publicación tiene rezago de aproximadamente 3 meses. El acumulado 12 meses elimina estacionalidad energética y sojera.</w:t>
-      </w:r>
-    </w:p>
-    <w:p>
-      <w:pPr>
-        <w:numPr>
-          <w:ilvl w:val="0"/>
-          <w:numId w:val="1005"/>
-        </w:numPr>
-        <w:pStyle w:val="Compact"/>
-      </w:pPr>
-      <w:r>
-        <w:t xml:space="preserve">Último valor: +17.125 millones USD (12 meses hasta febrero 2025).</w:t>
-      </w:r>
-    </w:p>
-    <w:bookmarkEnd w:id="26"/>
-    <w:bookmarkStart w:id="27" w:name="recaudacion-recaudación-tributaria-total"/>
+        <w:t xml:space="preserve">GET https://apis.datos.gob.ar/series/api/series/?ids=172.3_TL_RECAION_M_0_0_17&amp;format=json&amp;limit=2&amp;sort=desc</w:t>
+      </w:r>
+    </w:p>
+    <w:p>
+      <w:pPr>
+        <w:numPr>
+          <w:ilvl w:val="0"/>
+          <w:numId w:val="1006"/>
+        </w:numPr>
+        <w:pStyle w:val="Compact"/>
+      </w:pPr>
+      <w:r>
+        <w:t xml:space="preserve">Cálculo: variación porcentual mensual nominal.</w:t>
+      </w:r>
+    </w:p>
+    <w:p>
+      <w:pPr>
+        <w:numPr>
+          <w:ilvl w:val="0"/>
+          <w:numId w:val="1006"/>
+        </w:numPr>
+        <w:pStyle w:val="Compact"/>
+      </w:pPr>
+      <w:r>
+        <w:t xml:space="preserve">Puntaje ITCM: por bandas (&gt;10 → 100 · 5–10 → 80 · 0–5 → 60 · −5–0 → 40 · &lt;−5 → 10). Pesa 60% de la dimensión fiscal-comercial (18% del índice).</w:t>
+      </w:r>
+    </w:p>
+    <w:p>
+      <w:pPr>
+        <w:numPr>
+          <w:ilvl w:val="0"/>
+          <w:numId w:val="1006"/>
+        </w:numPr>
+        <w:pStyle w:val="Compact"/>
+      </w:pPr>
+      <w:r>
+        <w:t xml:space="preserve">Nota: tiene ruido estacional (enero presenta grandes vencimientos). Considerar migrar a variación interanual en futura versión.</w:t>
+      </w:r>
+    </w:p>
+    <w:p>
+      <w:pPr>
+        <w:numPr>
+          <w:ilvl w:val="0"/>
+          <w:numId w:val="1006"/>
+        </w:numPr>
+        <w:pStyle w:val="Compact"/>
+      </w:pPr>
+      <w:r>
+        <w:t xml:space="preserve">Último valor: −0.99% var. m (marzo 2026).</w:t>
+      </w:r>
+    </w:p>
+    <w:bookmarkEnd w:id="30"/>
+    <w:bookmarkStart w:id="31" w:name="tcrm-tipo-de-cambio-real-multilateral"/>
     <w:p>
       <w:pPr>
         <w:pStyle w:val="Heading3"/>
@@ -1451,20 +2930,20 @@
         <w:rPr>
           <w:rStyle w:val="VerbatimChar"/>
         </w:rPr>
-        <w:t xml:space="preserve">recaudacion</w:t>
-      </w:r>
-      <w:r>
-        <w:t xml:space="preserve"> </w:t>
-      </w:r>
-      <w:r>
-        <w:t xml:space="preserve">— Recaudación tributaria total</w:t>
-      </w:r>
-    </w:p>
-    <w:p>
-      <w:pPr>
-        <w:numPr>
-          <w:ilvl w:val="0"/>
-          <w:numId w:val="1006"/>
+        <w:t xml:space="preserve">tcrm</w:t>
+      </w:r>
+      <w:r>
+        <w:t xml:space="preserve"> </w:t>
+      </w:r>
+      <w:r>
+        <w:t xml:space="preserve">— Tipo de cambio real multilateral</w:t>
+      </w:r>
+    </w:p>
+    <w:p>
+      <w:pPr>
+        <w:numPr>
+          <w:ilvl w:val="0"/>
+          <w:numId w:val="1007"/>
         </w:numPr>
         <w:pStyle w:val="Compact"/>
       </w:pPr>
@@ -1478,14 +2957,304 @@
         <w:rPr>
           <w:rStyle w:val="VerbatimChar"/>
         </w:rPr>
-        <w:t xml:space="preserve">GET https://apis.datos.gob.ar/series/api/series/?ids=172.3_TL_RECAION_M_0_0_17&amp;format=json&amp;limit=2&amp;sort=desc</w:t>
-      </w:r>
-    </w:p>
-    <w:p>
-      <w:pPr>
-        <w:numPr>
-          <w:ilvl w:val="0"/>
-          <w:numId w:val="1006"/>
+        <w:t xml:space="preserve">GET https://apis.datos.gob.ar/series/api/series/?ids=116.3_TCRMA_0_M_36&amp;format=json&amp;limit=2&amp;sort=desc</w:t>
+      </w:r>
+    </w:p>
+    <w:p>
+      <w:pPr>
+        <w:numPr>
+          <w:ilvl w:val="0"/>
+          <w:numId w:val="1007"/>
+        </w:numPr>
+        <w:pStyle w:val="Compact"/>
+      </w:pPr>
+      <w:r>
+        <w:t xml:space="preserve">Cálculo: último valor índice (base 2010=100).</w:t>
+      </w:r>
+    </w:p>
+    <w:p>
+      <w:pPr>
+        <w:numPr>
+          <w:ilvl w:val="0"/>
+          <w:numId w:val="1007"/>
+        </w:numPr>
+        <w:pStyle w:val="Compact"/>
+      </w:pPr>
+      <w:r>
+        <w:t xml:space="preserve">Rol:</w:t>
+      </w:r>
+      <w:r>
+        <w:t xml:space="preserve"> </w:t>
+      </w:r>
+      <w:r>
+        <w:rPr>
+          <w:bCs/>
+          <w:b/>
+        </w:rPr>
+        <w:t xml:space="preserve">contexto</w:t>
+      </w:r>
+      <w:r>
+        <w:t xml:space="preserve"> </w:t>
+      </w:r>
+      <w:r>
+        <w:t xml:space="preserve">— no integra el ITCM (</w:t>
+      </w:r>
+      <w:r>
+        <w:rPr>
+          <w:rStyle w:val="VerbatimChar"/>
+        </w:rPr>
+        <w:t xml:space="preserve">en_indice: false</w:t>
+      </w:r>
+      <w:r>
+        <w:t xml:space="preserve">).</w:t>
+      </w:r>
+    </w:p>
+    <w:p>
+      <w:pPr>
+        <w:numPr>
+          <w:ilvl w:val="0"/>
+          <w:numId w:val="1007"/>
+        </w:numPr>
+        <w:pStyle w:val="Compact"/>
+      </w:pPr>
+      <w:r>
+        <w:t xml:space="preserve">Nota: rezago de 2-3 meses en INDEC.</w:t>
+      </w:r>
+    </w:p>
+    <w:p>
+      <w:pPr>
+        <w:numPr>
+          <w:ilvl w:val="0"/>
+          <w:numId w:val="1007"/>
+        </w:numPr>
+        <w:pStyle w:val="Compact"/>
+      </w:pPr>
+      <w:r>
+        <w:t xml:space="preserve">Último valor: 79.77 (diciembre 2024).</w:t>
+      </w:r>
+    </w:p>
+    <w:bookmarkEnd w:id="31"/>
+    <w:bookmarkStart w:id="32" w:name="X1036686267e3a285ecd1c178e4ef2a9529e41bd"/>
+    <w:p>
+      <w:pPr>
+        <w:pStyle w:val="Heading3"/>
+      </w:pPr>
+      <w:r>
+        <w:rPr>
+          <w:rStyle w:val="VerbatimChar"/>
+        </w:rPr>
+        <w:t xml:space="preserve">rem_ipc_12m</w:t>
+      </w:r>
+      <w:r>
+        <w:t xml:space="preserve"> </w:t>
+      </w:r>
+      <w:r>
+        <w:t xml:space="preserve">— Expectativas de inflación a 12 meses</w:t>
+      </w:r>
+    </w:p>
+    <w:p>
+      <w:pPr>
+        <w:numPr>
+          <w:ilvl w:val="0"/>
+          <w:numId w:val="1008"/>
+        </w:numPr>
+        <w:pStyle w:val="Compact"/>
+      </w:pPr>
+      <w:r>
+        <w:t xml:space="preserve">Fuente:</w:t>
+      </w:r>
+      <w:r>
+        <w:t xml:space="preserve"> </w:t>
+      </w:r>
+      <w:r>
+        <w:rPr>
+          <w:rStyle w:val="VerbatimChar"/>
+        </w:rPr>
+        <w:t xml:space="preserve">GET https://api.bcra.gob.ar/estadisticas/v4.0/Monetarias/29</w:t>
+      </w:r>
+    </w:p>
+    <w:p>
+      <w:pPr>
+        <w:numPr>
+          <w:ilvl w:val="0"/>
+          <w:numId w:val="1008"/>
+        </w:numPr>
+        <w:pStyle w:val="Compact"/>
+      </w:pPr>
+      <w:r>
+        <w:t xml:space="preserve">Cálculo: mediana de expectativas de variación interanual del IPC a 12 meses (porcentaje anual).</w:t>
+      </w:r>
+    </w:p>
+    <w:p>
+      <w:pPr>
+        <w:numPr>
+          <w:ilvl w:val="0"/>
+          <w:numId w:val="1008"/>
+        </w:numPr>
+        <w:pStyle w:val="Compact"/>
+      </w:pPr>
+      <w:r>
+        <w:t xml:space="preserve">Puntaje ITCM: por bandas (≤10 → 100 · 10–15 → 85 · 15–20 → 60 · 20–30 → 35 · &gt;30 → 10). Pesa 50% de la dimensión estabilidad monetaria (17,5% del índice).</w:t>
+      </w:r>
+    </w:p>
+    <w:p>
+      <w:pPr>
+        <w:numPr>
+          <w:ilvl w:val="0"/>
+          <w:numId w:val="1008"/>
+        </w:numPr>
+        <w:pStyle w:val="Compact"/>
+      </w:pPr>
+      <w:r>
+        <w:t xml:space="preserve">Último valor: 24.2% anual (abril 2026).</w:t>
+      </w:r>
+    </w:p>
+    <w:bookmarkEnd w:id="32"/>
+    <w:bookmarkStart w:id="33" w:name="X71113e3e5156ee861a24aaf079d427b4044fbea"/>
+    <w:p>
+      <w:pPr>
+        <w:pStyle w:val="Heading3"/>
+      </w:pPr>
+      <w:r>
+        <w:rPr>
+          <w:rStyle w:val="VerbatimChar"/>
+        </w:rPr>
+        <w:t xml:space="preserve">prestamos_privados</w:t>
+      </w:r>
+      <w:r>
+        <w:t xml:space="preserve"> </w:t>
+      </w:r>
+      <w:r>
+        <w:t xml:space="preserve">— Préstamos sector privado</w:t>
+      </w:r>
+    </w:p>
+    <w:p>
+      <w:pPr>
+        <w:numPr>
+          <w:ilvl w:val="0"/>
+          <w:numId w:val="1009"/>
+        </w:numPr>
+        <w:pStyle w:val="Compact"/>
+      </w:pPr>
+      <w:r>
+        <w:t xml:space="preserve">Fuente:</w:t>
+      </w:r>
+      <w:r>
+        <w:t xml:space="preserve"> </w:t>
+      </w:r>
+      <w:r>
+        <w:rPr>
+          <w:rStyle w:val="VerbatimChar"/>
+        </w:rPr>
+        <w:t xml:space="preserve">GET https://api.bcra.gob.ar/estadisticas/v4.0/Monetarias/26?desde=YYYY-MM-DD</w:t>
+      </w:r>
+    </w:p>
+    <w:p>
+      <w:pPr>
+        <w:numPr>
+          <w:ilvl w:val="0"/>
+          <w:numId w:val="1009"/>
+        </w:numPr>
+        <w:pStyle w:val="Compact"/>
+      </w:pPr>
+      <w:r>
+        <w:t xml:space="preserve">Cálculo: variación porcentual mensual nominal (último valor vs. valor de hace 30 días).</w:t>
+      </w:r>
+    </w:p>
+    <w:p>
+      <w:pPr>
+        <w:numPr>
+          <w:ilvl w:val="0"/>
+          <w:numId w:val="1009"/>
+        </w:numPr>
+        <w:pStyle w:val="Compact"/>
+      </w:pPr>
+      <w:r>
+        <w:t xml:space="preserve">Rol:</w:t>
+      </w:r>
+      <w:r>
+        <w:t xml:space="preserve"> </w:t>
+      </w:r>
+      <w:r>
+        <w:rPr>
+          <w:bCs/>
+          <w:b/>
+        </w:rPr>
+        <w:t xml:space="preserve">contexto</w:t>
+      </w:r>
+      <w:r>
+        <w:t xml:space="preserve"> </w:t>
+      </w:r>
+      <w:r>
+        <w:t xml:space="preserve">— no integra el ITCM (</w:t>
+      </w:r>
+      <w:r>
+        <w:rPr>
+          <w:rStyle w:val="VerbatimChar"/>
+        </w:rPr>
+        <w:t xml:space="preserve">en_indice: false</w:t>
+      </w:r>
+      <w:r>
+        <w:t xml:space="preserve">).</w:t>
+      </w:r>
+    </w:p>
+    <w:p>
+      <w:pPr>
+        <w:numPr>
+          <w:ilvl w:val="0"/>
+          <w:numId w:val="1009"/>
+        </w:numPr>
+        <w:pStyle w:val="Compact"/>
+      </w:pPr>
+      <w:r>
+        <w:t xml:space="preserve">Último valor: +2.13% var. m (mayo 2026).</w:t>
+      </w:r>
+    </w:p>
+    <w:bookmarkEnd w:id="33"/>
+    <w:bookmarkStart w:id="34" w:name="base_monetaria-base-monetaria"/>
+    <w:p>
+      <w:pPr>
+        <w:pStyle w:val="Heading3"/>
+      </w:pPr>
+      <w:r>
+        <w:rPr>
+          <w:rStyle w:val="VerbatimChar"/>
+        </w:rPr>
+        <w:t xml:space="preserve">base_monetaria</w:t>
+      </w:r>
+      <w:r>
+        <w:t xml:space="preserve"> </w:t>
+      </w:r>
+      <w:r>
+        <w:t xml:space="preserve">— Base monetaria</w:t>
+      </w:r>
+    </w:p>
+    <w:p>
+      <w:pPr>
+        <w:numPr>
+          <w:ilvl w:val="0"/>
+          <w:numId w:val="1010"/>
+        </w:numPr>
+        <w:pStyle w:val="Compact"/>
+      </w:pPr>
+      <w:r>
+        <w:t xml:space="preserve">Fuente:</w:t>
+      </w:r>
+      <w:r>
+        <w:t xml:space="preserve"> </w:t>
+      </w:r>
+      <w:r>
+        <w:rPr>
+          <w:rStyle w:val="VerbatimChar"/>
+        </w:rPr>
+        <w:t xml:space="preserve">GET https://api.bcra.gob.ar/estadisticas/v4.0/Monetarias/15?desde=YYYY-MM-DD</w:t>
+      </w:r>
+    </w:p>
+    <w:p>
+      <w:pPr>
+        <w:numPr>
+          <w:ilvl w:val="0"/>
+          <w:numId w:val="1010"/>
         </w:numPr>
         <w:pStyle w:val="Compact"/>
       </w:pPr>
@@ -1497,40 +3266,53 @@
       <w:pPr>
         <w:numPr>
           <w:ilvl w:val="0"/>
-          <w:numId w:val="1006"/>
-        </w:numPr>
-        <w:pStyle w:val="Compact"/>
-      </w:pPr>
-      <w:r>
-        <w:t xml:space="preserve">Score: +5% equivale a 0; 0% equivale a 5; −5% equivale a 10.</w:t>
-      </w:r>
-    </w:p>
-    <w:p>
-      <w:pPr>
-        <w:numPr>
-          <w:ilvl w:val="0"/>
-          <w:numId w:val="1006"/>
-        </w:numPr>
-        <w:pStyle w:val="Compact"/>
-      </w:pPr>
-      <w:r>
-        <w:t xml:space="preserve">Nota: tiene ruido estacional (enero presenta grandes vencimientos). Considerar migrar a variación interanual en futura versión.</w:t>
-      </w:r>
-    </w:p>
-    <w:p>
-      <w:pPr>
-        <w:numPr>
-          <w:ilvl w:val="0"/>
-          <w:numId w:val="1006"/>
-        </w:numPr>
-        <w:pStyle w:val="Compact"/>
-      </w:pPr>
-      <w:r>
-        <w:t xml:space="preserve">Último valor: −0.99% var. m (marzo 2026).</w:t>
-      </w:r>
-    </w:p>
-    <w:bookmarkEnd w:id="27"/>
-    <w:bookmarkStart w:id="28" w:name="tcrm-tipo-de-cambio-real-multilateral"/>
+          <w:numId w:val="1010"/>
+        </w:numPr>
+        <w:pStyle w:val="Compact"/>
+      </w:pPr>
+      <w:r>
+        <w:t xml:space="preserve">Rol:</w:t>
+      </w:r>
+      <w:r>
+        <w:t xml:space="preserve"> </w:t>
+      </w:r>
+      <w:r>
+        <w:rPr>
+          <w:bCs/>
+          <w:b/>
+        </w:rPr>
+        <w:t xml:space="preserve">contexto</w:t>
+      </w:r>
+      <w:r>
+        <w:t xml:space="preserve"> </w:t>
+      </w:r>
+      <w:r>
+        <w:t xml:space="preserve">— no integra el ITCM (</w:t>
+      </w:r>
+      <w:r>
+        <w:rPr>
+          <w:rStyle w:val="VerbatimChar"/>
+        </w:rPr>
+        <w:t xml:space="preserve">en_indice: false</w:t>
+      </w:r>
+      <w:r>
+        <w:t xml:space="preserve">).</w:t>
+      </w:r>
+    </w:p>
+    <w:p>
+      <w:pPr>
+        <w:numPr>
+          <w:ilvl w:val="0"/>
+          <w:numId w:val="1010"/>
+        </w:numPr>
+        <w:pStyle w:val="Compact"/>
+      </w:pPr>
+      <w:r>
+        <w:t xml:space="preserve">Último valor: +0.7% var. m (mayo 2026).</w:t>
+      </w:r>
+    </w:p>
+    <w:bookmarkEnd w:id="34"/>
+    <w:bookmarkStart w:id="35" w:name="tc_mayorista-tipo-de-cambio-mayorista"/>
     <w:p>
       <w:pPr>
         <w:pStyle w:val="Heading3"/>
@@ -1539,20 +3321,20 @@
         <w:rPr>
           <w:rStyle w:val="VerbatimChar"/>
         </w:rPr>
-        <w:t xml:space="preserve">tcrm</w:t>
-      </w:r>
-      <w:r>
-        <w:t xml:space="preserve"> </w:t>
-      </w:r>
-      <w:r>
-        <w:t xml:space="preserve">— Tipo de cambio real multilateral</w:t>
-      </w:r>
-    </w:p>
-    <w:p>
-      <w:pPr>
-        <w:numPr>
-          <w:ilvl w:val="0"/>
-          <w:numId w:val="1007"/>
+        <w:t xml:space="preserve">tc_mayorista</w:t>
+      </w:r>
+      <w:r>
+        <w:t xml:space="preserve"> </w:t>
+      </w:r>
+      <w:r>
+        <w:t xml:space="preserve">— Tipo de cambio mayorista</w:t>
+      </w:r>
+    </w:p>
+    <w:p>
+      <w:pPr>
+        <w:numPr>
+          <w:ilvl w:val="0"/>
+          <w:numId w:val="1011"/>
         </w:numPr>
         <w:pStyle w:val="Compact"/>
       </w:pPr>
@@ -1566,302 +3348,7 @@
         <w:rPr>
           <w:rStyle w:val="VerbatimChar"/>
         </w:rPr>
-        <w:t xml:space="preserve">GET https://apis.datos.gob.ar/series/api/series/?ids=116.3_TCRMA_0_M_36&amp;format=json&amp;limit=2&amp;sort=desc</w:t>
-      </w:r>
-    </w:p>
-    <w:p>
-      <w:pPr>
-        <w:numPr>
-          <w:ilvl w:val="0"/>
-          <w:numId w:val="1007"/>
-        </w:numPr>
-        <w:pStyle w:val="Compact"/>
-      </w:pPr>
-      <w:r>
-        <w:t xml:space="preserve">Cálculo: último valor índice (base 2010=100).</w:t>
-      </w:r>
-    </w:p>
-    <w:p>
-      <w:pPr>
-        <w:numPr>
-          <w:ilvl w:val="0"/>
-          <w:numId w:val="1007"/>
-        </w:numPr>
-        <w:pStyle w:val="Compact"/>
-      </w:pPr>
-      <w:r>
-        <w:t xml:space="preserve">Score: 100 equivale a 0; 75 equivale a 5; 50 equivale a 10.</w:t>
-      </w:r>
-    </w:p>
-    <w:p>
-      <w:pPr>
-        <w:numPr>
-          <w:ilvl w:val="0"/>
-          <w:numId w:val="1007"/>
-        </w:numPr>
-        <w:pStyle w:val="Compact"/>
-      </w:pPr>
-      <w:r>
-        <w:t xml:space="preserve">Nota: rezago de 2-3 meses en INDEC.</w:t>
-      </w:r>
-    </w:p>
-    <w:p>
-      <w:pPr>
-        <w:numPr>
-          <w:ilvl w:val="0"/>
-          <w:numId w:val="1007"/>
-        </w:numPr>
-        <w:pStyle w:val="Compact"/>
-      </w:pPr>
-      <w:r>
-        <w:t xml:space="preserve">Último valor: 79.77 (diciembre 2024).</w:t>
-      </w:r>
-    </w:p>
-    <w:bookmarkEnd w:id="28"/>
-    <w:bookmarkStart w:id="29" w:name="X1036686267e3a285ecd1c178e4ef2a9529e41bd"/>
-    <w:p>
-      <w:pPr>
-        <w:pStyle w:val="Heading3"/>
-      </w:pPr>
-      <w:r>
-        <w:rPr>
-          <w:rStyle w:val="VerbatimChar"/>
-        </w:rPr>
-        <w:t xml:space="preserve">rem_ipc_12m</w:t>
-      </w:r>
-      <w:r>
-        <w:t xml:space="preserve"> </w:t>
-      </w:r>
-      <w:r>
-        <w:t xml:space="preserve">— Expectativas de inflación a 12 meses</w:t>
-      </w:r>
-    </w:p>
-    <w:p>
-      <w:pPr>
-        <w:numPr>
-          <w:ilvl w:val="0"/>
-          <w:numId w:val="1008"/>
-        </w:numPr>
-        <w:pStyle w:val="Compact"/>
-      </w:pPr>
-      <w:r>
-        <w:t xml:space="preserve">Fuente:</w:t>
-      </w:r>
-      <w:r>
-        <w:t xml:space="preserve"> </w:t>
-      </w:r>
-      <w:r>
-        <w:rPr>
-          <w:rStyle w:val="VerbatimChar"/>
-        </w:rPr>
-        <w:t xml:space="preserve">GET https://api.bcra.gob.ar/estadisticas/v4.0/Monetarias/29</w:t>
-      </w:r>
-    </w:p>
-    <w:p>
-      <w:pPr>
-        <w:numPr>
-          <w:ilvl w:val="0"/>
-          <w:numId w:val="1008"/>
-        </w:numPr>
-        <w:pStyle w:val="Compact"/>
-      </w:pPr>
-      <w:r>
-        <w:t xml:space="preserve">Cálculo: mediana de expectativas de variación interanual del IPC a 12 meses (porcentaje anual).</w:t>
-      </w:r>
-    </w:p>
-    <w:p>
-      <w:pPr>
-        <w:numPr>
-          <w:ilvl w:val="0"/>
-          <w:numId w:val="1008"/>
-        </w:numPr>
-        <w:pStyle w:val="Compact"/>
-      </w:pPr>
-      <w:r>
-        <w:t xml:space="preserve">Score: 10% equivale a 0; 55% equivale a 5; 100% equivale a 9.</w:t>
-      </w:r>
-    </w:p>
-    <w:p>
-      <w:pPr>
-        <w:numPr>
-          <w:ilvl w:val="0"/>
-          <w:numId w:val="1008"/>
-        </w:numPr>
-        <w:pStyle w:val="Compact"/>
-      </w:pPr>
-      <w:r>
-        <w:t xml:space="preserve">Último valor: 24.2% anual (abril 2026).</w:t>
-      </w:r>
-    </w:p>
-    <w:bookmarkEnd w:id="29"/>
-    <w:bookmarkStart w:id="30" w:name="X71113e3e5156ee861a24aaf079d427b4044fbea"/>
-    <w:p>
-      <w:pPr>
-        <w:pStyle w:val="Heading3"/>
-      </w:pPr>
-      <w:r>
-        <w:rPr>
-          <w:rStyle w:val="VerbatimChar"/>
-        </w:rPr>
-        <w:t xml:space="preserve">prestamos_privados</w:t>
-      </w:r>
-      <w:r>
-        <w:t xml:space="preserve"> </w:t>
-      </w:r>
-      <w:r>
-        <w:t xml:space="preserve">— Préstamos sector privado</w:t>
-      </w:r>
-    </w:p>
-    <w:p>
-      <w:pPr>
-        <w:numPr>
-          <w:ilvl w:val="0"/>
-          <w:numId w:val="1009"/>
-        </w:numPr>
-        <w:pStyle w:val="Compact"/>
-      </w:pPr>
-      <w:r>
-        <w:t xml:space="preserve">Fuente:</w:t>
-      </w:r>
-      <w:r>
-        <w:t xml:space="preserve"> </w:t>
-      </w:r>
-      <w:r>
-        <w:rPr>
-          <w:rStyle w:val="VerbatimChar"/>
-        </w:rPr>
-        <w:t xml:space="preserve">GET https://api.bcra.gob.ar/estadisticas/v4.0/Monetarias/26?desde=YYYY-MM-DD</w:t>
-      </w:r>
-    </w:p>
-    <w:p>
-      <w:pPr>
-        <w:numPr>
-          <w:ilvl w:val="0"/>
-          <w:numId w:val="1009"/>
-        </w:numPr>
-        <w:pStyle w:val="Compact"/>
-      </w:pPr>
-      <w:r>
-        <w:t xml:space="preserve">Cálculo: variación porcentual mensual nominal (último valor vs. valor de hace 30 días).</w:t>
-      </w:r>
-    </w:p>
-    <w:p>
-      <w:pPr>
-        <w:numPr>
-          <w:ilvl w:val="0"/>
-          <w:numId w:val="1009"/>
-        </w:numPr>
-        <w:pStyle w:val="Compact"/>
-      </w:pPr>
-      <w:r>
-        <w:t xml:space="preserve">Score: +5% equivale a 0; 0% equivale a 5; −5% equivale a 10.</w:t>
-      </w:r>
-    </w:p>
-    <w:p>
-      <w:pPr>
-        <w:numPr>
-          <w:ilvl w:val="0"/>
-          <w:numId w:val="1009"/>
-        </w:numPr>
-        <w:pStyle w:val="Compact"/>
-      </w:pPr>
-      <w:r>
-        <w:t xml:space="preserve">Último valor: +2.13% var. m (mayo 2026).</w:t>
-      </w:r>
-    </w:p>
-    <w:bookmarkEnd w:id="30"/>
-    <w:bookmarkStart w:id="31" w:name="base_monetaria-base-monetaria"/>
-    <w:p>
-      <w:pPr>
-        <w:pStyle w:val="Heading3"/>
-      </w:pPr>
-      <w:r>
-        <w:rPr>
-          <w:rStyle w:val="VerbatimChar"/>
-        </w:rPr>
-        <w:t xml:space="preserve">base_monetaria</w:t>
-      </w:r>
-      <w:r>
-        <w:t xml:space="preserve"> </w:t>
-      </w:r>
-      <w:r>
-        <w:t xml:space="preserve">— Base monetaria</w:t>
-      </w:r>
-    </w:p>
-    <w:p>
-      <w:pPr>
-        <w:numPr>
-          <w:ilvl w:val="0"/>
-          <w:numId w:val="1010"/>
-        </w:numPr>
-        <w:pStyle w:val="Compact"/>
-      </w:pPr>
-      <w:r>
-        <w:t xml:space="preserve">Fuente:</w:t>
-      </w:r>
-      <w:r>
-        <w:t xml:space="preserve"> </w:t>
-      </w:r>
-      <w:r>
-        <w:rPr>
-          <w:rStyle w:val="VerbatimChar"/>
-        </w:rPr>
-        <w:t xml:space="preserve">GET https://api.bcra.gob.ar/estadisticas/v4.0/Monetarias/15?desde=YYYY-MM-DD</w:t>
-      </w:r>
-    </w:p>
-    <w:p>
-      <w:pPr>
-        <w:numPr>
-          <w:ilvl w:val="0"/>
-          <w:numId w:val="1010"/>
-        </w:numPr>
-        <w:pStyle w:val="Compact"/>
-      </w:pPr>
-      <w:r>
-        <w:t xml:space="preserve">Cálculo: variación porcentual mensual nominal.</w:t>
-      </w:r>
-    </w:p>
-    <w:p>
-      <w:pPr>
-        <w:numPr>
-          <w:ilvl w:val="0"/>
-          <w:numId w:val="1010"/>
-        </w:numPr>
-        <w:pStyle w:val="Compact"/>
-      </w:pPr>
-      <w:r>
-        <w:t xml:space="preserve">Score: 0% equivale a 0; 10% equivale a 5; 20% equivale a 10.</w:t>
-      </w:r>
-    </w:p>
-    <w:p>
-      <w:pPr>
-        <w:numPr>
-          <w:ilvl w:val="0"/>
-          <w:numId w:val="1010"/>
-        </w:numPr>
-        <w:pStyle w:val="Compact"/>
-      </w:pPr>
-      <w:r>
-        <w:t xml:space="preserve">Último valor: +0.7% var. m (mayo 2026).</w:t>
-      </w:r>
-    </w:p>
-    <w:bookmarkEnd w:id="31"/>
-    <w:bookmarkStart w:id="32" w:name="tc_mayorista-tipo-de-cambio-mayorista"/>
-    <w:p>
-      <w:pPr>
-        <w:pStyle w:val="Heading3"/>
-      </w:pPr>
-      <w:r>
-        <w:rPr>
-          <w:rStyle w:val="VerbatimChar"/>
-        </w:rPr>
-        <w:t xml:space="preserve">tc_mayorista</w:t>
-      </w:r>
-      <w:r>
-        <w:t xml:space="preserve"> </w:t>
-      </w:r>
-      <w:r>
-        <w:t xml:space="preserve">— Tipo de cambio mayorista</w:t>
+        <w:t xml:space="preserve">GET https://api.bcra.gob.ar/estadisticas/v4.0/Monetarias/5?desde=YYYY-MM-DD</w:t>
       </w:r>
     </w:p>
     <w:p>
@@ -1873,16 +3360,7 @@
         <w:pStyle w:val="Compact"/>
       </w:pPr>
       <w:r>
-        <w:t xml:space="preserve">Fuente:</w:t>
-      </w:r>
-      <w:r>
-        <w:t xml:space="preserve"> </w:t>
-      </w:r>
-      <w:r>
-        <w:rPr>
-          <w:rStyle w:val="VerbatimChar"/>
-        </w:rPr>
-        <w:t xml:space="preserve">GET https://api.bcra.gob.ar/estadisticas/v4.0/Monetarias/5?desde=YYYY-MM-DD</w:t>
+        <w:t xml:space="preserve">Cálculo: variación porcentual mensual.</w:t>
       </w:r>
     </w:p>
     <w:p>
@@ -1894,7 +3372,32 @@
         <w:pStyle w:val="Compact"/>
       </w:pPr>
       <w:r>
-        <w:t xml:space="preserve">Cálculo: variación porcentual mensual.</w:t>
+        <w:t xml:space="preserve">Rol:</w:t>
+      </w:r>
+      <w:r>
+        <w:t xml:space="preserve"> </w:t>
+      </w:r>
+      <w:r>
+        <w:rPr>
+          <w:bCs/>
+          <w:b/>
+        </w:rPr>
+        <w:t xml:space="preserve">contexto</w:t>
+      </w:r>
+      <w:r>
+        <w:t xml:space="preserve"> </w:t>
+      </w:r>
+      <w:r>
+        <w:t xml:space="preserve">— no integra el ITCM (</w:t>
+      </w:r>
+      <w:r>
+        <w:rPr>
+          <w:rStyle w:val="VerbatimChar"/>
+        </w:rPr>
+        <w:t xml:space="preserve">en_indice: false</w:t>
+      </w:r>
+      <w:r>
+        <w:t xml:space="preserve">).</w:t>
       </w:r>
     </w:p>
     <w:p>
@@ -1906,24 +3409,12 @@
         <w:pStyle w:val="Compact"/>
       </w:pPr>
       <w:r>
-        <w:t xml:space="preserve">Score: 0% equivale a 0; 10% equivale a 5; 20% equivale a 10.</w:t>
-      </w:r>
-    </w:p>
-    <w:p>
-      <w:pPr>
-        <w:numPr>
-          <w:ilvl w:val="0"/>
-          <w:numId w:val="1011"/>
-        </w:numPr>
-        <w:pStyle w:val="Compact"/>
-      </w:pPr>
-      <w:r>
         <w:t xml:space="preserve">Último valor: −0.27% var. m (mayo 2026).</w:t>
       </w:r>
     </w:p>
-    <w:bookmarkEnd w:id="32"/>
-    <w:bookmarkEnd w:id="33"/>
-    <w:bookmarkStart w:id="34" w:name="ejecución"/>
+    <w:bookmarkEnd w:id="35"/>
+    <w:bookmarkEnd w:id="36"/>
+    <w:bookmarkStart w:id="37" w:name="ejecución"/>
     <w:p>
       <w:pPr>
         <w:pStyle w:val="Heading2"/>
@@ -2076,8 +3567,8 @@
         </w:tc>
       </w:tr>
     </w:tbl>
-    <w:bookmarkEnd w:id="34"/>
-    <w:bookmarkStart w:id="35" w:name="notas-de-mantenimiento"/>
+    <w:bookmarkEnd w:id="37"/>
+    <w:bookmarkStart w:id="38" w:name="notas-de-mantenimiento"/>
     <w:p>
       <w:pPr>
         <w:pStyle w:val="Heading2"/>
@@ -2287,8 +3778,8 @@
         <w:t xml:space="preserve">.</w:t>
       </w:r>
     </w:p>
-    <w:bookmarkEnd w:id="35"/>
-    <w:bookmarkEnd w:id="36"/>
+    <w:bookmarkEnd w:id="38"/>
+    <w:bookmarkEnd w:id="39"/>
     <w:sectPr>
       <w:headerReference r:id="rId9" w:type="default"/>
       <w:footerReference r:id="rId10" w:type="default"/>

--- a/projects/informe_coyuntura/docs/cinturon_macro.docx
+++ b/projects/informe_coyuntura/docs/cinturon_macro.docx
@@ -14,10 +14,13 @@
     <w:tbl>
       <w:tblPr>
         <w:tblStyle w:val="Table"/>
-        <w:tblW w:type="pct" w:w="0.0"/>
+        <w:tblW w:type="pct" w:w="5000.0"/>
         <w:tblLook w:firstRow="1" w:lastRow="0" w:firstColumn="0" w:lastColumn="0" w:noHBand="0" w:noVBand="0" w:val="0020"/>
       </w:tblPr>
-      <w:tblGrid/>
+      <w:tblGrid>
+        <w:gridCol w:w="3960"/>
+        <w:gridCol w:w="3960"/>
+      </w:tblGrid>
       <w:tr>
         <w:tc>
           <w:p>
@@ -133,7 +136,19 @@
               <w:jc w:val="left"/>
             </w:pPr>
             <w:r>
-              <w:t xml:space="preserve">25% (provisional, 5 cinturones)</w:t>
+              <w:t xml:space="preserve">20% en fase temprana del mandato · 25% en consolidación (ver</w:t>
+            </w:r>
+            <w:r>
+              <w:t xml:space="preserve"> </w:t>
+            </w:r>
+            <w:r>
+              <w:rPr>
+                <w:rStyle w:val="VerbatimChar"/>
+              </w:rPr>
+              <w:t xml:space="preserve">config.py</w:t>
+            </w:r>
+            <w:r>
+              <w:t xml:space="preserve">)</w:t>
             </w:r>
           </w:p>
         </w:tc>
